--- a/Optimalisasi-dan-Automasi/Exam/UTS_OPTIMALISASI_DAN_OTOMASI.docx
+++ b/Optimalisasi-dan-Automasi/Exam/UTS_OPTIMALISASI_DAN_OTOMASI.docx
@@ -1797,6 +1797,7 @@
                 <w:tab w:val="left" w:pos="1620"/>
               </w:tabs>
               <w:spacing w:after="0"/>
+              <w:jc w:val="center"/>
               <w:rPr>
                 <w:rFonts w:ascii="Times New Roman" w:eastAsia="Arial" w:hAnsi="Times New Roman"/>
                 <w:color w:val="808080"/>
@@ -1805,79 +1806,40 @@
                 <w:lang w:val="id-ID"/>
               </w:rPr>
             </w:pPr>
-          </w:p>
-          <w:p>
-            <w:pPr>
-              <w:tabs>
-                <w:tab w:val="left" w:pos="1620"/>
-              </w:tabs>
-              <w:spacing w:after="0"/>
-              <w:jc w:val="center"/>
-              <w:rPr>
-                <w:rFonts w:ascii="Times New Roman" w:eastAsia="Arial" w:hAnsi="Times New Roman"/>
-                <w:color w:val="808080"/>
-                <w:sz w:val="18"/>
-                <w:szCs w:val="18"/>
-                <w:lang w:val="id-ID"/>
-              </w:rPr>
-            </w:pPr>
-          </w:p>
-          <w:p>
-            <w:pPr>
-              <w:tabs>
-                <w:tab w:val="left" w:pos="1620"/>
-              </w:tabs>
-              <w:spacing w:after="0"/>
-              <w:jc w:val="center"/>
-              <w:rPr>
-                <w:rFonts w:ascii="Times New Roman" w:eastAsia="Arial" w:hAnsi="Times New Roman"/>
-                <w:color w:val="808080"/>
-                <w:sz w:val="18"/>
-                <w:szCs w:val="18"/>
-                <w:lang w:val="id-ID"/>
-              </w:rPr>
-            </w:pPr>
-            <w:r>
-              <w:rPr>
-                <w:rFonts w:ascii="Times New Roman" w:eastAsia="Arial" w:hAnsi="Times New Roman"/>
-                <w:color w:val="808080"/>
-                <w:sz w:val="18"/>
-                <w:szCs w:val="18"/>
-                <w:lang w:val="id-ID"/>
-              </w:rPr>
-              <w:t>Tanda Tangan</w:t>
-            </w:r>
-          </w:p>
-          <w:p>
-            <w:pPr>
-              <w:tabs>
-                <w:tab w:val="left" w:pos="1620"/>
-              </w:tabs>
-              <w:spacing w:after="0"/>
-              <w:rPr>
-                <w:rFonts w:ascii="Times New Roman" w:eastAsia="Arial" w:hAnsi="Times New Roman"/>
-                <w:color w:val="808080"/>
-                <w:sz w:val="18"/>
-                <w:szCs w:val="18"/>
-                <w:lang w:val="id-ID"/>
-              </w:rPr>
-            </w:pPr>
-          </w:p>
-          <w:p>
-            <w:pPr>
-              <w:tabs>
-                <w:tab w:val="left" w:pos="1620"/>
-              </w:tabs>
-              <w:spacing w:after="0"/>
-              <w:jc w:val="center"/>
-              <w:rPr>
-                <w:rFonts w:ascii="Times New Roman" w:eastAsia="Arial" w:hAnsi="Times New Roman"/>
-                <w:color w:val="808080"/>
-                <w:sz w:val="18"/>
-                <w:szCs w:val="18"/>
-                <w:lang w:val="id-ID"/>
-              </w:rPr>
-            </w:pPr>
+            <w:r>
+              <w:drawing>
+                <wp:inline xmlns:a="http://schemas.openxmlformats.org/drawingml/2006/main" xmlns:pic="http://schemas.openxmlformats.org/drawingml/2006/picture">
+                  <wp:extent cx="1080000" cy="959743"/>
+                  <wp:docPr id="28" name="Picture 28"/>
+                  <wp:cNvGraphicFramePr>
+                    <a:graphicFrameLocks noChangeAspect="1"/>
+                  </wp:cNvGraphicFramePr>
+                  <a:graphic>
+                    <a:graphicData uri="http://schemas.openxmlformats.org/drawingml/2006/picture">
+                      <pic:pic>
+                        <pic:nvPicPr>
+                          <pic:cNvPr id="0" name="sig_dosen_pengemban.png"/>
+                          <pic:cNvPicPr/>
+                        </pic:nvPicPr>
+                        <pic:blipFill>
+                          <a:blip r:embed="rId22"/>
+                          <a:stretch>
+                            <a:fillRect/>
+                          </a:stretch>
+                        </pic:blipFill>
+                        <pic:spPr>
+                          <a:xfrm>
+                            <a:off x="0" y="0"/>
+                            <a:ext cx="1080000" cy="959743"/>
+                          </a:xfrm>
+                          <a:prstGeom prst="rect"/>
+                        </pic:spPr>
+                      </pic:pic>
+                    </a:graphicData>
+                  </a:graphic>
+                </wp:inline>
+              </w:drawing>
+            </w:r>
           </w:p>
           <w:p>
             <w:pPr>
@@ -1938,6 +1900,7 @@
                 <w:tab w:val="left" w:pos="1620"/>
               </w:tabs>
               <w:spacing w:after="0"/>
+              <w:jc w:val="center"/>
               <w:rPr>
                 <w:rFonts w:ascii="Times New Roman" w:eastAsia="Arial" w:hAnsi="Times New Roman"/>
                 <w:color w:val="808080"/>
@@ -1946,79 +1909,40 @@
                 <w:lang w:val="id-ID"/>
               </w:rPr>
             </w:pPr>
-          </w:p>
-          <w:p>
-            <w:pPr>
-              <w:tabs>
-                <w:tab w:val="left" w:pos="1620"/>
-              </w:tabs>
-              <w:spacing w:after="0"/>
-              <w:jc w:val="center"/>
-              <w:rPr>
-                <w:rFonts w:ascii="Times New Roman" w:eastAsia="Arial" w:hAnsi="Times New Roman"/>
-                <w:color w:val="808080"/>
-                <w:sz w:val="18"/>
-                <w:szCs w:val="18"/>
-                <w:lang w:val="id-ID"/>
-              </w:rPr>
-            </w:pPr>
-          </w:p>
-          <w:p>
-            <w:pPr>
-              <w:tabs>
-                <w:tab w:val="left" w:pos="1620"/>
-              </w:tabs>
-              <w:spacing w:after="0"/>
-              <w:jc w:val="center"/>
-              <w:rPr>
-                <w:rFonts w:ascii="Times New Roman" w:eastAsia="Arial" w:hAnsi="Times New Roman"/>
-                <w:color w:val="808080"/>
-                <w:sz w:val="18"/>
-                <w:szCs w:val="18"/>
-                <w:lang w:val="id-ID"/>
-              </w:rPr>
-            </w:pPr>
-            <w:r>
-              <w:rPr>
-                <w:rFonts w:ascii="Times New Roman" w:eastAsia="Arial" w:hAnsi="Times New Roman"/>
-                <w:color w:val="808080"/>
-                <w:sz w:val="18"/>
-                <w:szCs w:val="18"/>
-                <w:lang w:val="id-ID"/>
-              </w:rPr>
-              <w:t>Tanda Tangan</w:t>
-            </w:r>
-          </w:p>
-          <w:p>
-            <w:pPr>
-              <w:tabs>
-                <w:tab w:val="left" w:pos="1620"/>
-              </w:tabs>
-              <w:spacing w:after="0"/>
-              <w:rPr>
-                <w:rFonts w:ascii="Times New Roman" w:eastAsia="Arial" w:hAnsi="Times New Roman"/>
-                <w:color w:val="808080"/>
-                <w:sz w:val="18"/>
-                <w:szCs w:val="18"/>
-                <w:lang w:val="id-ID"/>
-              </w:rPr>
-            </w:pPr>
-          </w:p>
-          <w:p>
-            <w:pPr>
-              <w:tabs>
-                <w:tab w:val="left" w:pos="1620"/>
-              </w:tabs>
-              <w:spacing w:after="0"/>
-              <w:jc w:val="center"/>
-              <w:rPr>
-                <w:rFonts w:ascii="Times New Roman" w:eastAsia="Arial" w:hAnsi="Times New Roman"/>
-                <w:color w:val="808080"/>
-                <w:sz w:val="18"/>
-                <w:szCs w:val="18"/>
-                <w:lang w:val="id-ID"/>
-              </w:rPr>
-            </w:pPr>
+            <w:r>
+              <w:drawing>
+                <wp:inline xmlns:a="http://schemas.openxmlformats.org/drawingml/2006/main" xmlns:pic="http://schemas.openxmlformats.org/drawingml/2006/picture">
+                  <wp:extent cx="1080000" cy="503339"/>
+                  <wp:docPr id="29" name="Picture 29"/>
+                  <wp:cNvGraphicFramePr>
+                    <a:graphicFrameLocks noChangeAspect="1"/>
+                  </wp:cNvGraphicFramePr>
+                  <a:graphic>
+                    <a:graphicData uri="http://schemas.openxmlformats.org/drawingml/2006/picture">
+                      <pic:pic>
+                        <pic:nvPicPr>
+                          <pic:cNvPr id="0" name="sig_ketua_prodi.png"/>
+                          <pic:cNvPicPr/>
+                        </pic:nvPicPr>
+                        <pic:blipFill>
+                          <a:blip r:embed="rId23"/>
+                          <a:stretch>
+                            <a:fillRect/>
+                          </a:stretch>
+                        </pic:blipFill>
+                        <pic:spPr>
+                          <a:xfrm>
+                            <a:off x="0" y="0"/>
+                            <a:ext cx="1080000" cy="503339"/>
+                          </a:xfrm>
+                          <a:prstGeom prst="rect"/>
+                        </pic:spPr>
+                      </pic:pic>
+                    </a:graphicData>
+                  </a:graphic>
+                </wp:inline>
+              </w:drawing>
+            </w:r>
           </w:p>
           <w:p>
             <w:pPr>

--- a/Optimalisasi-dan-Automasi/Exam/UTS_OPTIMALISASI_DAN_OTOMASI.docx
+++ b/Optimalisasi-dan-Automasi/Exam/UTS_OPTIMALISASI_DAN_OTOMASI.docx
@@ -1790,6 +1790,7 @@
         <w:tc>
           <w:tcPr>
             <w:tcW w:w="4380" w:type="dxa"/>
+            <w:vAlign w:val="bottom"/>
           </w:tcPr>
           <w:p>
             <w:pPr>
@@ -1893,6 +1894,7 @@
         <w:tc>
           <w:tcPr>
             <w:tcW w:w="4977" w:type="dxa"/>
+            <w:vAlign w:val="bottom"/>
           </w:tcPr>
           <w:p>
             <w:pPr>
@@ -1912,7 +1914,7 @@
             <w:r>
               <w:drawing>
                 <wp:inline xmlns:a="http://schemas.openxmlformats.org/drawingml/2006/main" xmlns:pic="http://schemas.openxmlformats.org/drawingml/2006/picture">
-                  <wp:extent cx="1080000" cy="503339"/>
+                  <wp:extent cx="1800000" cy="838898"/>
                   <wp:docPr id="29" name="Picture 29"/>
                   <wp:cNvGraphicFramePr>
                     <a:graphicFrameLocks noChangeAspect="1"/>
@@ -1933,7 +1935,7 @@
                         <pic:spPr>
                           <a:xfrm>
                             <a:off x="0" y="0"/>
-                            <a:ext cx="1080000" cy="503339"/>
+                            <a:ext cx="1800000" cy="838898"/>
                           </a:xfrm>
                           <a:prstGeom prst="rect"/>
                         </pic:spPr>

--- a/Optimalisasi-dan-Automasi/Exam/UTS_OPTIMALISASI_DAN_OTOMASI.docx
+++ b/Optimalisasi-dan-Automasi/Exam/UTS_OPTIMALISASI_DAN_OTOMASI.docx
@@ -2474,7 +2474,7 @@
                 <w:szCs w:val="20"/>
                 <w:lang w:val="id-ID"/>
               </w:rPr>
-              <w:t xml:space="preserve"> (lihat ilustrasi). Tunjukkan substitusi nilai N Anda.</w:t>
+              <w:t xml:space="preserve"> (lihat Gambar 1). Tunjukkan substitusi nilai N Anda.</w:t>
             </w:r>
           </w:p>
           <w:p>
@@ -2554,7 +2554,7 @@
                 <w:szCs w:val="20"/>
                 <w:lang w:val="id-ID"/>
               </w:rPr>
-              <w:t xml:space="preserve">Ilustrasi: x(t) = </w:t>
+              <w:t xml:space="preserve">Gambar 1. Ilustrasi: x(t) = </w:t>
             </w:r>
             <w:proofErr w:type="spellStart"/>
             <w:r>
@@ -3084,6 +3084,15 @@
                 <w:lang w:val="id-ID"/>
               </w:rPr>
               <w:t xml:space="preserve"> di grafik).</w:t>
+            </w:r>
+            <w:r>
+              <w:rPr>
+                <w:rFonts w:ascii="Times New Roman" w:hAnsi="Times New Roman"/>
+                <w:sz w:val="20"/>
+                <w:szCs w:val="20"/>
+                <w:lang w:val="id-ID"/>
+              </w:rPr>
+              <w:t xml:space="preserve"> Perhatikan Gambar 2.</w:t>
             </w:r>
           </w:p>
           <w:p>
@@ -3163,7 +3172,7 @@
                 <w:szCs w:val="20"/>
                 <w:lang w:val="id-ID"/>
               </w:rPr>
-              <w:t xml:space="preserve">Ilustrasi: </w:t>
+              <w:t xml:space="preserve">Gambar 2. Ilustrasi: </w:t>
             </w:r>
             <w:proofErr w:type="spellStart"/>
             <w:r>
@@ -3564,7 +3573,7 @@
                 <w:szCs w:val="20"/>
                 <w:lang w:val="id-ID"/>
               </w:rPr>
-              <w:t xml:space="preserve"> = 2/α − 1. Lihat grafik perbandingan sinyal </w:t>
+              <w:t xml:space="preserve"> = 2/α − 1. Lihat Gambar 3 perbandingan sinyal </w:t>
             </w:r>
             <w:proofErr w:type="spellStart"/>
             <w:r>
@@ -3684,7 +3693,7 @@
                 <w:szCs w:val="20"/>
                 <w:lang w:val="id-ID"/>
               </w:rPr>
-              <w:t xml:space="preserve">Perbandingan: sinyal </w:t>
+              <w:t xml:space="preserve">Gambar 3. Perbandingan: sinyal </w:t>
             </w:r>
             <w:proofErr w:type="spellStart"/>
             <w:r>
@@ -4172,6 +4181,15 @@
                 <w:lang w:val="id-ID"/>
               </w:rPr>
               <w:t xml:space="preserve"> (nilai terakhir setelah konvergen, harus mendekati 5.0).</w:t>
+            </w:r>
+            <w:r>
+              <w:rPr>
+                <w:rFonts w:ascii="Times New Roman" w:hAnsi="Times New Roman"/>
+                <w:sz w:val="20"/>
+                <w:szCs w:val="20"/>
+                <w:lang w:val="id-ID"/>
+              </w:rPr>
+              <w:t xml:space="preserve"> Perhatikan Gambar 4.</w:t>
             </w:r>
           </w:p>
           <w:p>
@@ -4251,7 +4269,7 @@
                 <w:szCs w:val="20"/>
                 <w:lang w:val="id-ID"/>
               </w:rPr>
-              <w:t xml:space="preserve">Visualisasi: EMA mengikuti </w:t>
+              <w:t xml:space="preserve">Gambar 4. Visualisasi: EMA mengikuti </w:t>
             </w:r>
             <w:proofErr w:type="spellStart"/>
             <w:r>
@@ -4595,7 +4613,7 @@
                 <w:szCs w:val="20"/>
                 <w:lang w:val="id-ID"/>
               </w:rPr>
-              <w:t xml:space="preserve">. Lihat grafik kuantisasi: garis </w:t>
+              <w:t xml:space="preserve">. Lihat Gambar 5 kuantisasi: garis </w:t>
             </w:r>
             <w:proofErr w:type="spellStart"/>
             <w:r>
@@ -4755,7 +4773,7 @@
                 <w:szCs w:val="20"/>
                 <w:lang w:val="id-ID"/>
               </w:rPr>
-              <w:t xml:space="preserve">ADC </w:t>
+              <w:t xml:space="preserve">Gambar 5. ADC </w:t>
             </w:r>
             <w:proofErr w:type="spellStart"/>
             <w:r>
@@ -5360,7 +5378,7 @@
                 <w:szCs w:val="20"/>
                 <w:lang w:val="id-ID"/>
               </w:rPr>
-              <w:t>. Lihat ilustrasi spektrum FFT (</w:t>
+              <w:t xml:space="preserve">. Lihat Gambar 6 spektrum FFT (</w:t>
             </w:r>
             <w:proofErr w:type="spellStart"/>
             <w:r>
@@ -5460,7 +5478,7 @@
                 <w:szCs w:val="20"/>
                 <w:lang w:val="id-ID"/>
               </w:rPr>
-              <w:t xml:space="preserve">Spektrum FFT: </w:t>
+              <w:t xml:space="preserve">Gambar 6. Spektrum FFT: </w:t>
             </w:r>
             <w:proofErr w:type="spellStart"/>
             <w:r>
@@ -5944,7 +5962,7 @@
                 <w:szCs w:val="20"/>
                 <w:lang w:val="id-ID"/>
               </w:rPr>
-              <w:t xml:space="preserve"> (harus = N+5). Lihat ilustrasi: dot merah = </w:t>
+              <w:t xml:space="preserve"> (harus = N+5). Lihat Gambar 7: dot merah = </w:t>
             </w:r>
             <w:proofErr w:type="spellStart"/>
             <w:r>
@@ -6065,7 +6083,7 @@
                 <w:szCs w:val="20"/>
                 <w:lang w:val="id-ID"/>
               </w:rPr>
-              <w:t>Outlier</w:t>
+              <w:t xml:space="preserve">Gambar 7. Outlier</w:t>
             </w:r>
             <w:proofErr w:type="spellEnd"/>
             <w:r>
@@ -6641,6 +6659,15 @@
                 <w:lang w:val="id-ID"/>
               </w:rPr>
               <w:t xml:space="preserve"> di ilustrasi.</w:t>
+            </w:r>
+            <w:r>
+              <w:rPr>
+                <w:rFonts w:ascii="Times New Roman" w:hAnsi="Times New Roman"/>
+                <w:sz w:val="20"/>
+                <w:szCs w:val="20"/>
+                <w:lang w:val="id-ID"/>
+              </w:rPr>
+              <w:t xml:space="preserve"> Perhatikan Gambar 8.</w:t>
             </w:r>
           </w:p>
           <w:p>
@@ -6720,7 +6747,7 @@
                 <w:szCs w:val="20"/>
                 <w:lang w:val="id-ID"/>
               </w:rPr>
-              <w:t xml:space="preserve">4-panel </w:t>
+              <w:t xml:space="preserve">Gambar 8. 4-panel </w:t>
             </w:r>
             <w:proofErr w:type="spellStart"/>
             <w:r>

--- a/Optimalisasi-dan-Automasi/Exam/UTS_OPTIMALISASI_DAN_OTOMASI.docx
+++ b/Optimalisasi-dan-Automasi/Exam/UTS_OPTIMALISASI_DAN_OTOMASI.docx
@@ -2465,7 +2465,41 @@
                 <w:szCs w:val="20"/>
                 <w:lang w:val="id-ID"/>
               </w:rPr>
-              <w:t>f = f1×</w:t>
+              <w:t xml:space="preserve">f = </w:t>
+            </w:r>
+            <w:r>
+              <w:rPr>
+                <w:rFonts w:ascii="Times New Roman" w:hAnsi="Times New Roman"/>
+                <w:b/>
+                <w:bCs/>
+                <w:sz w:val="20"/>
+                <w:szCs w:val="20"/>
+                <w:lang w:val="id-ID"/>
+              </w:rPr>
+              <w:t xml:space="preserve">f</w:t>
+            </w:r>
+            <w:r>
+              <w:rPr>
+                <w:rFonts w:ascii="Times New Roman" w:hAnsi="Times New Roman"/>
+                <w:b/>
+                <w:bCs/>
+                <w:sz w:val="20"/>
+                <w:szCs w:val="20"/>
+                <w:lang w:val="id-ID"/>
+                <w:vertAlign w:val="subscript"/>
+              </w:rPr>
+              <w:t xml:space="preserve">1</w:t>
+            </w:r>
+            <w:r>
+              <w:rPr>
+                <w:rFonts w:ascii="Times New Roman" w:hAnsi="Times New Roman"/>
+                <w:b/>
+                <w:bCs/>
+                <w:sz w:val="20"/>
+                <w:szCs w:val="20"/>
+                <w:lang w:val="id-ID"/>
+              </w:rPr>
+              <w:t xml:space="preserve">×</w:t>
             </w:r>
             <w:r>
               <w:rPr>
